--- a/wp-content/themes/PLAI/assets/perssona/Scénario UX EnseignanteLucie.docx
+++ b/wp-content/themes/PLAI/assets/perssona/Scénario UX EnseignanteLucie.docx
@@ -18,7 +18,13 @@
         <w:rPr>
           <w:lang w:val="fr-FR"/>
         </w:rPr>
-        <w:t>Lucie Lambert</w:t>
+        <w:t xml:space="preserve">Lucie </w:t>
+      </w:r>
+      <w:r>
+        <w:rPr>
+          <w:lang w:val="fr-FR"/>
+        </w:rPr>
+        <w:t>Durant</w:t>
       </w:r>
     </w:p>
     <w:p>
@@ -49,6 +55,19 @@
         </w:rPr>
         <w:t>SCENARIO</w:t>
       </w:r>
+      <w:r>
+        <w:rPr>
+          <w:rFonts w:ascii="Times New Roman" w:eastAsia="Times New Roman" w:hAnsi="Times New Roman" w:cs="Times New Roman"/>
+          <w:b/>
+          <w:bCs/>
+          <w:kern w:val="0"/>
+          <w:sz w:val="27"/>
+          <w:szCs w:val="27"/>
+          <w:lang w:eastAsia="fr-FR"/>
+          <w14:ligatures w14:val="none"/>
+        </w:rPr>
+        <w:t xml:space="preserve"> 1</w:t>
+      </w:r>
     </w:p>
     <w:p>
       <w:pPr>
@@ -76,25 +95,81 @@
           <w:lang w:eastAsia="fr-FR"/>
           <w14:ligatures w14:val="none"/>
         </w:rPr>
-        <w:t xml:space="preserve">enseignante en 4e primaire, </w:t>
-      </w:r>
-      <w:r>
-        <w:rPr>
-          <w:rFonts w:ascii="Times New Roman" w:eastAsia="Times New Roman" w:hAnsi="Times New Roman" w:cs="Times New Roman"/>
-          <w:kern w:val="0"/>
-          <w:lang w:eastAsia="fr-FR"/>
-          <w14:ligatures w14:val="none"/>
-        </w:rPr>
-        <w:t>j’ai dans ma classe</w:t>
-      </w:r>
-      <w:r>
-        <w:rPr>
-          <w:rFonts w:ascii="Times New Roman" w:eastAsia="Times New Roman" w:hAnsi="Times New Roman" w:cs="Times New Roman"/>
-          <w:kern w:val="0"/>
-          <w:lang w:eastAsia="fr-FR"/>
-          <w14:ligatures w14:val="none"/>
-        </w:rPr>
-        <w:t xml:space="preserve"> un élève récemment diagnostiqué avec un trouble de l’attention (TDAH). </w:t>
+        <w:t xml:space="preserve">enseignante en </w:t>
+      </w:r>
+      <w:r>
+        <w:rPr>
+          <w:rFonts w:ascii="Times New Roman" w:eastAsia="Times New Roman" w:hAnsi="Times New Roman" w:cs="Times New Roman"/>
+          <w:kern w:val="0"/>
+          <w:lang w:eastAsia="fr-FR"/>
+          <w14:ligatures w14:val="none"/>
+        </w:rPr>
+        <w:t>6</w:t>
+      </w:r>
+      <w:r>
+        <w:rPr>
+          <w:rFonts w:ascii="Times New Roman" w:eastAsia="Times New Roman" w:hAnsi="Times New Roman" w:cs="Times New Roman"/>
+          <w:kern w:val="0"/>
+          <w:lang w:eastAsia="fr-FR"/>
+          <w14:ligatures w14:val="none"/>
+        </w:rPr>
+        <w:t>e primaire</w:t>
+      </w:r>
+      <w:r>
+        <w:rPr>
+          <w:rFonts w:ascii="Times New Roman" w:eastAsia="Times New Roman" w:hAnsi="Times New Roman" w:cs="Times New Roman"/>
+          <w:kern w:val="0"/>
+          <w:lang w:eastAsia="fr-FR"/>
+          <w14:ligatures w14:val="none"/>
+        </w:rPr>
+        <w:t xml:space="preserve">. </w:t>
+      </w:r>
+    </w:p>
+    <w:p>
+      <w:pPr>
+        <w:spacing w:before="100" w:beforeAutospacing="1" w:after="100" w:afterAutospacing="1" w:line="240" w:lineRule="auto"/>
+        <w:rPr>
+          <w:rFonts w:ascii="Times New Roman" w:eastAsia="Times New Roman" w:hAnsi="Times New Roman" w:cs="Times New Roman"/>
+          <w:kern w:val="0"/>
+          <w:lang w:eastAsia="fr-FR"/>
+          <w14:ligatures w14:val="none"/>
+        </w:rPr>
+      </w:pPr>
+      <w:r>
+        <w:rPr>
+          <w:rFonts w:ascii="Times New Roman" w:eastAsia="Times New Roman" w:hAnsi="Times New Roman" w:cs="Times New Roman"/>
+          <w:kern w:val="0"/>
+          <w:lang w:eastAsia="fr-FR"/>
+          <w14:ligatures w14:val="none"/>
+        </w:rPr>
+        <w:t xml:space="preserve">Après avoir donné une leçon </w:t>
+      </w:r>
+      <w:r>
+        <w:rPr>
+          <w:rFonts w:ascii="Times New Roman" w:eastAsia="Times New Roman" w:hAnsi="Times New Roman" w:cs="Times New Roman"/>
+          <w:kern w:val="0"/>
+          <w:lang w:eastAsia="fr-FR"/>
+          <w14:ligatures w14:val="none"/>
+        </w:rPr>
+        <w:t xml:space="preserve">d’histoire </w:t>
+      </w:r>
+      <w:r>
+        <w:rPr>
+          <w:rFonts w:ascii="Times New Roman" w:eastAsia="Times New Roman" w:hAnsi="Times New Roman" w:cs="Times New Roman"/>
+          <w:kern w:val="0"/>
+          <w:lang w:eastAsia="fr-FR"/>
+          <w14:ligatures w14:val="none"/>
+        </w:rPr>
+        <w:t xml:space="preserve">sur les grandes inventions, </w:t>
+      </w:r>
+      <w:r>
+        <w:rPr>
+          <w:rFonts w:ascii="Times New Roman" w:eastAsia="Times New Roman" w:hAnsi="Times New Roman" w:cs="Times New Roman"/>
+          <w:kern w:val="0"/>
+          <w:lang w:eastAsia="fr-FR"/>
+          <w14:ligatures w14:val="none"/>
+        </w:rPr>
+        <w:t xml:space="preserve"> </w:t>
       </w:r>
       <w:r>
         <w:rPr>
@@ -112,52 +187,16 @@
           <w:lang w:eastAsia="fr-FR"/>
           <w14:ligatures w14:val="none"/>
         </w:rPr>
-        <w:t xml:space="preserve"> souhaite mettre en place des aménagements adaptés, mais </w:t>
-      </w:r>
-      <w:r>
-        <w:rPr>
-          <w:rFonts w:ascii="Times New Roman" w:eastAsia="Times New Roman" w:hAnsi="Times New Roman" w:cs="Times New Roman"/>
-          <w:kern w:val="0"/>
-          <w:lang w:eastAsia="fr-FR"/>
-          <w14:ligatures w14:val="none"/>
-        </w:rPr>
-        <w:t xml:space="preserve">je </w:t>
-      </w:r>
-      <w:r>
-        <w:rPr>
-          <w:rFonts w:ascii="Times New Roman" w:eastAsia="Times New Roman" w:hAnsi="Times New Roman" w:cs="Times New Roman"/>
-          <w:kern w:val="0"/>
-          <w:lang w:eastAsia="fr-FR"/>
-          <w14:ligatures w14:val="none"/>
-        </w:rPr>
-        <w:t>ne sai</w:t>
-      </w:r>
-      <w:r>
-        <w:rPr>
-          <w:rFonts w:ascii="Times New Roman" w:eastAsia="Times New Roman" w:hAnsi="Times New Roman" w:cs="Times New Roman"/>
-          <w:kern w:val="0"/>
-          <w:lang w:eastAsia="fr-FR"/>
-          <w14:ligatures w14:val="none"/>
-        </w:rPr>
-        <w:t>s</w:t>
-      </w:r>
-      <w:r>
-        <w:rPr>
-          <w:rFonts w:ascii="Times New Roman" w:eastAsia="Times New Roman" w:hAnsi="Times New Roman" w:cs="Times New Roman"/>
-          <w:kern w:val="0"/>
-          <w:lang w:eastAsia="fr-FR"/>
-          <w14:ligatures w14:val="none"/>
-        </w:rPr>
-        <w:t xml:space="preserve"> pas précisément lesquels sont recommandés </w:t>
-      </w:r>
-      <w:r>
-        <w:rPr>
-          <w:rFonts w:ascii="Times New Roman" w:eastAsia="Times New Roman" w:hAnsi="Times New Roman" w:cs="Times New Roman"/>
-          <w:kern w:val="0"/>
-          <w:lang w:eastAsia="fr-FR"/>
-          <w14:ligatures w14:val="none"/>
-        </w:rPr>
-        <w:t>dans cette situation</w:t>
+        <w:t xml:space="preserve"> </w:t>
+      </w:r>
+      <w:r>
+        <w:rPr>
+          <w:rFonts w:ascii="Times New Roman" w:eastAsia="Times New Roman" w:hAnsi="Times New Roman" w:cs="Times New Roman"/>
+          <w:kern w:val="0"/>
+          <w:lang w:eastAsia="fr-FR"/>
+          <w14:ligatures w14:val="none"/>
+        </w:rPr>
+        <w:t>voudrais proposer, pour le cours de français, une dictée sur ce thème</w:t>
       </w:r>
       <w:r>
         <w:rPr>
@@ -186,42 +225,6 @@
           <w:lang w:eastAsia="fr-FR"/>
           <w14:ligatures w14:val="none"/>
         </w:rPr>
-        <w:t>Durant le week-end, Je</w:t>
-      </w:r>
-      <w:r>
-        <w:rPr>
-          <w:rFonts w:ascii="Times New Roman" w:eastAsia="Times New Roman" w:hAnsi="Times New Roman" w:cs="Times New Roman"/>
-          <w:kern w:val="0"/>
-          <w:lang w:eastAsia="fr-FR"/>
-          <w14:ligatures w14:val="none"/>
-        </w:rPr>
-        <w:t xml:space="preserve"> prépare </w:t>
-      </w:r>
-      <w:r>
-        <w:rPr>
-          <w:rFonts w:ascii="Times New Roman" w:eastAsia="Times New Roman" w:hAnsi="Times New Roman" w:cs="Times New Roman"/>
-          <w:kern w:val="0"/>
-          <w:lang w:eastAsia="fr-FR"/>
-          <w14:ligatures w14:val="none"/>
-        </w:rPr>
-        <w:t>m</w:t>
-      </w:r>
-      <w:r>
-        <w:rPr>
-          <w:rFonts w:ascii="Times New Roman" w:eastAsia="Times New Roman" w:hAnsi="Times New Roman" w:cs="Times New Roman"/>
-          <w:kern w:val="0"/>
-          <w:lang w:eastAsia="fr-FR"/>
-          <w14:ligatures w14:val="none"/>
-        </w:rPr>
-        <w:t xml:space="preserve">a semaine de cours. </w:t>
-      </w:r>
-      <w:r>
-        <w:rPr>
-          <w:rFonts w:ascii="Times New Roman" w:eastAsia="Times New Roman" w:hAnsi="Times New Roman" w:cs="Times New Roman"/>
-          <w:kern w:val="0"/>
-          <w:lang w:eastAsia="fr-FR"/>
-          <w14:ligatures w14:val="none"/>
-        </w:rPr>
         <w:t>Je me</w:t>
       </w:r>
       <w:r>
@@ -258,7 +261,16 @@
           <w:lang w:eastAsia="fr-FR"/>
           <w14:ligatures w14:val="none"/>
         </w:rPr>
-        <w:t xml:space="preserve"> que je connais pour l’avoir déjà consulté. </w:t>
+        <w:t xml:space="preserve"> que je connais pour l’avoir déjà consulté</w:t>
+      </w:r>
+      <w:r>
+        <w:rPr>
+          <w:rFonts w:ascii="Times New Roman" w:eastAsia="Times New Roman" w:hAnsi="Times New Roman" w:cs="Times New Roman"/>
+          <w:kern w:val="0"/>
+          <w:lang w:eastAsia="fr-FR"/>
+          <w14:ligatures w14:val="none"/>
+        </w:rPr>
+        <w:t xml:space="preserve"> pour d’autres situations.</w:t>
       </w:r>
     </w:p>
     <w:p>
@@ -513,16 +525,82 @@
           <w:lang w:eastAsia="fr-FR"/>
           <w14:ligatures w14:val="none"/>
         </w:rPr>
-        <w:t>Je fais des recherches sur le t</w:t>
-      </w:r>
-      <w:r>
-        <w:rPr>
-          <w:rFonts w:ascii="Times New Roman" w:eastAsia="Times New Roman" w:hAnsi="Times New Roman" w:cs="Times New Roman"/>
-          <w:kern w:val="0"/>
-          <w:lang w:eastAsia="fr-FR"/>
-          <w14:ligatures w14:val="none"/>
-        </w:rPr>
-        <w:t>roubles de l’attention (TDAH)”.</w:t>
+        <w:t>Je fais défiler jusqu’à la partie « Français »</w:t>
+      </w:r>
+    </w:p>
+    <w:p>
+      <w:pPr>
+        <w:numPr>
+          <w:ilvl w:val="1"/>
+          <w:numId w:val="1"/>
+        </w:numPr>
+        <w:spacing w:before="100" w:beforeAutospacing="1" w:after="100" w:afterAutospacing="1" w:line="240" w:lineRule="auto"/>
+        <w:rPr>
+          <w:rFonts w:ascii="Times New Roman" w:eastAsia="Times New Roman" w:hAnsi="Times New Roman" w:cs="Times New Roman"/>
+          <w:kern w:val="0"/>
+          <w:lang w:eastAsia="fr-FR"/>
+          <w14:ligatures w14:val="none"/>
+        </w:rPr>
+      </w:pPr>
+      <w:r>
+        <w:rPr>
+          <w:rFonts w:ascii="Times New Roman" w:eastAsia="Times New Roman" w:hAnsi="Times New Roman" w:cs="Times New Roman"/>
+          <w:kern w:val="0"/>
+          <w:lang w:eastAsia="fr-FR"/>
+          <w14:ligatures w14:val="none"/>
+        </w:rPr>
+        <w:t xml:space="preserve">Je fais des recherches sur </w:t>
+      </w:r>
+      <w:r>
+        <w:rPr>
+          <w:rFonts w:ascii="Times New Roman" w:eastAsia="Times New Roman" w:hAnsi="Times New Roman" w:cs="Times New Roman"/>
+          <w:kern w:val="0"/>
+          <w:lang w:eastAsia="fr-FR"/>
+          <w14:ligatures w14:val="none"/>
+        </w:rPr>
+        <w:t xml:space="preserve">les outils disponibles dans </w:t>
+      </w:r>
+      <w:r>
+        <w:rPr>
+          <w:rFonts w:ascii="Times New Roman" w:eastAsia="Times New Roman" w:hAnsi="Times New Roman" w:cs="Times New Roman"/>
+          <w:kern w:val="0"/>
+          <w:lang w:eastAsia="fr-FR"/>
+          <w14:ligatures w14:val="none"/>
+        </w:rPr>
+        <w:t>cette</w:t>
+      </w:r>
+      <w:r>
+        <w:rPr>
+          <w:rFonts w:ascii="Times New Roman" w:eastAsia="Times New Roman" w:hAnsi="Times New Roman" w:cs="Times New Roman"/>
+          <w:kern w:val="0"/>
+          <w:lang w:eastAsia="fr-FR"/>
+          <w14:ligatures w14:val="none"/>
+        </w:rPr>
+        <w:t xml:space="preserve"> matière « français ».</w:t>
+      </w:r>
+    </w:p>
+    <w:p>
+      <w:pPr>
+        <w:numPr>
+          <w:ilvl w:val="1"/>
+          <w:numId w:val="1"/>
+        </w:numPr>
+        <w:spacing w:before="100" w:beforeAutospacing="1" w:after="100" w:afterAutospacing="1" w:line="240" w:lineRule="auto"/>
+        <w:rPr>
+          <w:rFonts w:ascii="Times New Roman" w:eastAsia="Times New Roman" w:hAnsi="Times New Roman" w:cs="Times New Roman"/>
+          <w:kern w:val="0"/>
+          <w:lang w:eastAsia="fr-FR"/>
+          <w14:ligatures w14:val="none"/>
+        </w:rPr>
+      </w:pPr>
+      <w:r>
+        <w:rPr>
+          <w:rFonts w:ascii="Times New Roman" w:eastAsia="Times New Roman" w:hAnsi="Times New Roman" w:cs="Times New Roman"/>
+          <w:kern w:val="0"/>
+          <w:lang w:eastAsia="fr-FR"/>
+          <w14:ligatures w14:val="none"/>
+        </w:rPr>
+        <w:t>Je sélectionne l’outil « Educajou-ditIA</w:t>
       </w:r>
     </w:p>
     <w:p>
@@ -581,7 +659,7 @@
           <w:lang w:eastAsia="fr-FR"/>
           <w14:ligatures w14:val="none"/>
         </w:rPr>
-        <w:t>télécharge une fiche pratique sur les aménagements pédagogiques.</w:t>
+        <w:t xml:space="preserve">clique sur le lien. </w:t>
       </w:r>
     </w:p>
     <w:p>
@@ -605,16 +683,7 @@
           <w:lang w:eastAsia="fr-FR"/>
           <w14:ligatures w14:val="none"/>
         </w:rPr>
-        <w:t xml:space="preserve">Elle consulte la FAQ pour </w:t>
-      </w:r>
-      <w:r>
-        <w:rPr>
-          <w:rFonts w:ascii="Times New Roman" w:eastAsia="Times New Roman" w:hAnsi="Times New Roman" w:cs="Times New Roman"/>
-          <w:kern w:val="0"/>
-          <w:lang w:eastAsia="fr-FR"/>
-          <w14:ligatures w14:val="none"/>
-        </w:rPr>
-        <w:t>y trouver également des informations</w:t>
+        <w:t>Et après avoir compléter tous les champs, j’obtiens la dictée.</w:t>
       </w:r>
     </w:p>
     <w:p>
@@ -677,17 +746,25 @@
           <w:lang w:eastAsia="fr-FR"/>
           <w14:ligatures w14:val="none"/>
         </w:rPr>
-        <w:t xml:space="preserve"> trouve rapidement des ressources </w:t>
-      </w:r>
-      <w:proofErr w:type="spellStart"/>
-      <w:r>
-        <w:rPr>
-          <w:rFonts w:ascii="Times New Roman" w:eastAsia="Times New Roman" w:hAnsi="Times New Roman" w:cs="Times New Roman"/>
-          <w:kern w:val="0"/>
-          <w:lang w:eastAsia="fr-FR"/>
-          <w14:ligatures w14:val="none"/>
-        </w:rPr>
-        <w:t>fiables</w:t>
+        <w:t xml:space="preserve"> trouve rapidement des </w:t>
+      </w:r>
+      <w:r>
+        <w:rPr>
+          <w:rFonts w:ascii="Times New Roman" w:eastAsia="Times New Roman" w:hAnsi="Times New Roman" w:cs="Times New Roman"/>
+          <w:kern w:val="0"/>
+          <w:lang w:eastAsia="fr-FR"/>
+          <w14:ligatures w14:val="none"/>
+        </w:rPr>
+        <w:t>outils</w:t>
+      </w:r>
+      <w:r>
+        <w:rPr>
+          <w:rFonts w:ascii="Times New Roman" w:eastAsia="Times New Roman" w:hAnsi="Times New Roman" w:cs="Times New Roman"/>
+          <w:kern w:val="0"/>
+          <w:lang w:eastAsia="fr-FR"/>
+          <w14:ligatures w14:val="none"/>
+        </w:rPr>
+        <w:t xml:space="preserve"> fiables</w:t>
       </w:r>
     </w:p>
     <w:p>
@@ -705,7 +782,6 @@
           <w14:ligatures w14:val="none"/>
         </w:rPr>
       </w:pPr>
-      <w:proofErr w:type="spellEnd"/>
       <w:r>
         <w:rPr>
           <w:rFonts w:ascii="Times New Roman" w:eastAsia="Times New Roman" w:hAnsi="Times New Roman" w:cs="Times New Roman"/>
@@ -747,114 +823,516 @@
           <w:lang w:eastAsia="fr-FR"/>
           <w14:ligatures w14:val="none"/>
         </w:rPr>
-        <w:t>J</w:t>
-      </w:r>
-      <w:r>
-        <w:rPr>
-          <w:rFonts w:ascii="Times New Roman" w:eastAsia="Times New Roman" w:hAnsi="Times New Roman" w:cs="Times New Roman"/>
-          <w:kern w:val="0"/>
-          <w:lang w:eastAsia="fr-FR"/>
-          <w14:ligatures w14:val="none"/>
-        </w:rPr>
-        <w:t>e me</w:t>
-      </w:r>
-      <w:r>
-        <w:rPr>
-          <w:rFonts w:ascii="Times New Roman" w:eastAsia="Times New Roman" w:hAnsi="Times New Roman" w:cs="Times New Roman"/>
-          <w:kern w:val="0"/>
-          <w:lang w:eastAsia="fr-FR"/>
-          <w14:ligatures w14:val="none"/>
-        </w:rPr>
-        <w:t xml:space="preserve"> sen</w:t>
-      </w:r>
-      <w:r>
-        <w:rPr>
-          <w:rFonts w:ascii="Times New Roman" w:eastAsia="Times New Roman" w:hAnsi="Times New Roman" w:cs="Times New Roman"/>
-          <w:kern w:val="0"/>
-          <w:lang w:eastAsia="fr-FR"/>
-          <w14:ligatures w14:val="none"/>
-        </w:rPr>
-        <w:t>s</w:t>
-      </w:r>
-      <w:r>
-        <w:rPr>
-          <w:rFonts w:ascii="Times New Roman" w:eastAsia="Times New Roman" w:hAnsi="Times New Roman" w:cs="Times New Roman"/>
-          <w:kern w:val="0"/>
-          <w:lang w:eastAsia="fr-FR"/>
-          <w14:ligatures w14:val="none"/>
-        </w:rPr>
-        <w:t xml:space="preserve"> s</w:t>
-      </w:r>
-      <w:r>
-        <w:rPr>
-          <w:rFonts w:ascii="Times New Roman" w:eastAsia="Times New Roman" w:hAnsi="Times New Roman" w:cs="Times New Roman"/>
-          <w:kern w:val="0"/>
-          <w:lang w:eastAsia="fr-FR"/>
-          <w14:ligatures w14:val="none"/>
-        </w:rPr>
-        <w:t xml:space="preserve">outenue </w:t>
-      </w:r>
-      <w:r>
-        <w:rPr>
-          <w:rFonts w:ascii="Times New Roman" w:eastAsia="Times New Roman" w:hAnsi="Times New Roman" w:cs="Times New Roman"/>
-          <w:kern w:val="0"/>
-          <w:lang w:eastAsia="fr-FR"/>
-          <w14:ligatures w14:val="none"/>
-        </w:rPr>
-        <w:t xml:space="preserve">dans </w:t>
-      </w:r>
-      <w:r>
-        <w:rPr>
-          <w:rFonts w:ascii="Times New Roman" w:eastAsia="Times New Roman" w:hAnsi="Times New Roman" w:cs="Times New Roman"/>
-          <w:kern w:val="0"/>
-          <w:lang w:eastAsia="fr-FR"/>
-          <w14:ligatures w14:val="none"/>
-        </w:rPr>
-        <w:t>ma démarche pour aider l’élève</w:t>
-      </w:r>
-    </w:p>
-    <w:p>
-      <w:pPr>
-        <w:pStyle w:val="Paragraphedeliste"/>
+        <w:t>Je peux travailler</w:t>
+      </w:r>
+      <w:r>
+        <w:rPr>
+          <w:rFonts w:ascii="Times New Roman" w:eastAsia="Times New Roman" w:hAnsi="Times New Roman" w:cs="Times New Roman"/>
+          <w:kern w:val="0"/>
+          <w:lang w:eastAsia="fr-FR"/>
+          <w14:ligatures w14:val="none"/>
+        </w:rPr>
+        <w:t xml:space="preserve"> de manière autonome </w:t>
+      </w:r>
+      <w:r>
+        <w:rPr>
+          <w:rFonts w:ascii="Times New Roman" w:eastAsia="Times New Roman" w:hAnsi="Times New Roman" w:cs="Times New Roman"/>
+          <w:kern w:val="0"/>
+          <w:lang w:eastAsia="fr-FR"/>
+          <w14:ligatures w14:val="none"/>
+        </w:rPr>
+        <w:t>et quand je le veux</w:t>
+      </w:r>
+      <w:r>
+        <w:rPr>
+          <w:rFonts w:ascii="Times New Roman" w:eastAsia="Times New Roman" w:hAnsi="Times New Roman" w:cs="Times New Roman"/>
+          <w:kern w:val="0"/>
+          <w:lang w:eastAsia="fr-FR"/>
+          <w14:ligatures w14:val="none"/>
+        </w:rPr>
+        <w:t>.</w:t>
+      </w:r>
+    </w:p>
+    <w:p>
+      <w:pPr>
+        <w:spacing w:line="240" w:lineRule="auto"/>
+        <w:rPr>
+          <w:rFonts w:ascii="Aptos" w:eastAsia="Times New Roman" w:hAnsi="Aptos" w:cs="Times New Roman"/>
+          <w:color w:val="000000"/>
+          <w:kern w:val="0"/>
+          <w:lang w:eastAsia="fr-FR"/>
+          <w14:ligatures w14:val="none"/>
+        </w:rPr>
+      </w:pPr>
+    </w:p>
+    <w:p>
+      <w:pPr>
+        <w:spacing w:line="240" w:lineRule="auto"/>
+        <w:rPr>
+          <w:rFonts w:ascii="Aptos" w:eastAsia="Times New Roman" w:hAnsi="Aptos" w:cs="Times New Roman"/>
+          <w:color w:val="000000"/>
+          <w:kern w:val="0"/>
+          <w:lang w:eastAsia="fr-FR"/>
+          <w14:ligatures w14:val="none"/>
+        </w:rPr>
+      </w:pPr>
+    </w:p>
+    <w:p>
+      <w:pPr>
+        <w:spacing w:line="240" w:lineRule="auto"/>
+        <w:rPr>
+          <w:rFonts w:ascii="Aptos" w:eastAsia="Times New Roman" w:hAnsi="Aptos" w:cs="Times New Roman"/>
+          <w:color w:val="000000"/>
+          <w:kern w:val="0"/>
+          <w:lang w:eastAsia="fr-FR"/>
+          <w14:ligatures w14:val="none"/>
+        </w:rPr>
+      </w:pPr>
+    </w:p>
+    <w:p>
+      <w:pPr>
+        <w:spacing w:line="240" w:lineRule="auto"/>
+        <w:rPr>
+          <w:rFonts w:ascii="Aptos" w:eastAsia="Times New Roman" w:hAnsi="Aptos" w:cs="Times New Roman"/>
+          <w:color w:val="212121"/>
+          <w:kern w:val="0"/>
+          <w:lang w:eastAsia="fr-FR"/>
+          <w14:ligatures w14:val="none"/>
+        </w:rPr>
+      </w:pPr>
+      <w:r>
+        <w:rPr>
+          <w:rFonts w:ascii="Times New Roman" w:eastAsia="Times New Roman" w:hAnsi="Times New Roman" w:cs="Times New Roman"/>
+          <w:b/>
+          <w:bCs/>
+          <w:color w:val="000000"/>
+          <w:kern w:val="0"/>
+          <w:sz w:val="27"/>
+          <w:szCs w:val="27"/>
+          <w:lang w:eastAsia="fr-FR"/>
+          <w14:ligatures w14:val="none"/>
+        </w:rPr>
+        <w:t>SCENARIO</w:t>
+      </w:r>
+      <w:r>
+        <w:rPr>
+          <w:rFonts w:ascii="Times New Roman" w:eastAsia="Times New Roman" w:hAnsi="Times New Roman" w:cs="Times New Roman"/>
+          <w:b/>
+          <w:bCs/>
+          <w:color w:val="000000"/>
+          <w:kern w:val="0"/>
+          <w:sz w:val="27"/>
+          <w:szCs w:val="27"/>
+          <w:lang w:eastAsia="fr-FR"/>
+          <w14:ligatures w14:val="none"/>
+        </w:rPr>
+        <w:t xml:space="preserve"> 2</w:t>
+      </w:r>
+    </w:p>
+    <w:p>
+      <w:pPr>
+        <w:spacing w:line="240" w:lineRule="auto"/>
+        <w:rPr>
+          <w:rFonts w:ascii="Times New Roman" w:eastAsia="Times New Roman" w:hAnsi="Times New Roman" w:cs="Times New Roman"/>
+          <w:color w:val="000000"/>
+          <w:kern w:val="0"/>
+          <w:lang w:eastAsia="fr-FR"/>
+          <w14:ligatures w14:val="none"/>
+        </w:rPr>
+      </w:pPr>
+      <w:r>
+        <w:rPr>
+          <w:rFonts w:ascii="Times New Roman" w:eastAsia="Times New Roman" w:hAnsi="Times New Roman" w:cs="Times New Roman"/>
+          <w:color w:val="000000"/>
+          <w:kern w:val="0"/>
+          <w:lang w:eastAsia="fr-FR"/>
+          <w14:ligatures w14:val="none"/>
+        </w:rPr>
+        <w:t xml:space="preserve">Je suis enseignante en </w:t>
+      </w:r>
+      <w:r>
+        <w:rPr>
+          <w:rFonts w:ascii="Times New Roman" w:eastAsia="Times New Roman" w:hAnsi="Times New Roman" w:cs="Times New Roman"/>
+          <w:color w:val="000000"/>
+          <w:kern w:val="0"/>
+          <w:lang w:eastAsia="fr-FR"/>
+          <w14:ligatures w14:val="none"/>
+        </w:rPr>
+        <w:t>6</w:t>
+      </w:r>
+      <w:r>
+        <w:rPr>
+          <w:rFonts w:ascii="Times New Roman" w:eastAsia="Times New Roman" w:hAnsi="Times New Roman" w:cs="Times New Roman"/>
+          <w:color w:val="000000"/>
+          <w:kern w:val="0"/>
+          <w:lang w:eastAsia="fr-FR"/>
+          <w14:ligatures w14:val="none"/>
+        </w:rPr>
+        <w:t>e primaire, j’ai dans ma classe un élève récemment diagnostiqué avec un trouble de l’attention (TDAH). J</w:t>
+      </w:r>
+      <w:r>
+        <w:rPr>
+          <w:rFonts w:ascii="Times New Roman" w:eastAsia="Times New Roman" w:hAnsi="Times New Roman" w:cs="Times New Roman"/>
+          <w:color w:val="000000"/>
+          <w:kern w:val="0"/>
+          <w:lang w:eastAsia="fr-FR"/>
+          <w14:ligatures w14:val="none"/>
+        </w:rPr>
+        <w:t>’aimerai mieux comprendre ce problème et que l’on m’explique ce qu’il faut mettre en place pour l’aider.</w:t>
+      </w:r>
+      <w:r>
+        <w:rPr>
+          <w:rFonts w:ascii="Times New Roman" w:eastAsia="Times New Roman" w:hAnsi="Times New Roman" w:cs="Times New Roman"/>
+          <w:color w:val="000000"/>
+          <w:kern w:val="0"/>
+          <w:lang w:eastAsia="fr-FR"/>
+          <w14:ligatures w14:val="none"/>
+        </w:rPr>
+        <w:t xml:space="preserve"> Je souhaiterai qu’une personne du pöle vienne pour me soutenir dans cette démarche. </w:t>
+      </w:r>
+    </w:p>
+    <w:p>
+      <w:pPr>
+        <w:spacing w:line="240" w:lineRule="auto"/>
+        <w:rPr>
+          <w:rFonts w:ascii="Aptos" w:eastAsia="Times New Roman" w:hAnsi="Aptos" w:cs="Times New Roman"/>
+          <w:color w:val="212121"/>
+          <w:kern w:val="0"/>
+          <w:lang w:eastAsia="fr-FR"/>
+          <w14:ligatures w14:val="none"/>
+        </w:rPr>
+      </w:pPr>
+      <w:r>
+        <w:rPr>
+          <w:rFonts w:ascii="Times New Roman" w:eastAsia="Times New Roman" w:hAnsi="Times New Roman" w:cs="Times New Roman"/>
+          <w:color w:val="000000"/>
+          <w:kern w:val="0"/>
+          <w:lang w:eastAsia="fr-FR"/>
+          <w14:ligatures w14:val="none"/>
+        </w:rPr>
+        <w:t>Je me connecte au site du PLAI que je connais pour l’avoir déjà consulté. </w:t>
+      </w:r>
+    </w:p>
+    <w:p>
+      <w:pPr>
+        <w:spacing w:line="240" w:lineRule="auto"/>
+        <w:rPr>
+          <w:rFonts w:ascii="Aptos" w:eastAsia="Times New Roman" w:hAnsi="Aptos" w:cs="Times New Roman"/>
+          <w:color w:val="212121"/>
+          <w:kern w:val="0"/>
+          <w:lang w:eastAsia="fr-FR"/>
+          <w14:ligatures w14:val="none"/>
+        </w:rPr>
+      </w:pPr>
+      <w:r>
+        <w:rPr>
+          <w:rFonts w:ascii="Times New Roman" w:eastAsia="Times New Roman" w:hAnsi="Times New Roman" w:cs="Times New Roman"/>
+          <w:b/>
+          <w:bCs/>
+          <w:color w:val="000000"/>
+          <w:kern w:val="0"/>
+          <w:sz w:val="27"/>
+          <w:szCs w:val="27"/>
+          <w:lang w:eastAsia="fr-FR"/>
+          <w14:ligatures w14:val="none"/>
+        </w:rPr>
+        <w:t>Parcours utilisateur</w:t>
+      </w:r>
+    </w:p>
+    <w:p>
+      <w:pPr>
         <w:numPr>
           <w:ilvl w:val="0"/>
-          <w:numId w:val="5"/>
+          <w:numId w:val="6"/>
+        </w:numPr>
+        <w:spacing w:line="240" w:lineRule="auto"/>
+        <w:rPr>
+          <w:rFonts w:ascii="Aptos" w:eastAsia="Times New Roman" w:hAnsi="Aptos" w:cs="Times New Roman"/>
+          <w:color w:val="000000"/>
+          <w:kern w:val="0"/>
+          <w:lang w:eastAsia="fr-FR"/>
+          <w14:ligatures w14:val="none"/>
+        </w:rPr>
+      </w:pPr>
+      <w:r>
+        <w:rPr>
+          <w:rFonts w:ascii="Times New Roman" w:eastAsia="Times New Roman" w:hAnsi="Times New Roman" w:cs="Times New Roman"/>
+          <w:b/>
+          <w:bCs/>
+          <w:color w:val="000000"/>
+          <w:kern w:val="0"/>
+          <w:lang w:eastAsia="fr-FR"/>
+          <w14:ligatures w14:val="none"/>
+        </w:rPr>
+        <w:t>Connexion</w:t>
+      </w:r>
+    </w:p>
+    <w:p>
+      <w:pPr>
+        <w:numPr>
+          <w:ilvl w:val="1"/>
+          <w:numId w:val="6"/>
+        </w:numPr>
+        <w:spacing w:after="0" w:line="240" w:lineRule="auto"/>
+        <w:ind w:left="1434" w:hanging="357"/>
+        <w:rPr>
+          <w:rFonts w:ascii="Aptos" w:eastAsia="Times New Roman" w:hAnsi="Aptos" w:cs="Times New Roman"/>
+          <w:color w:val="000000"/>
+          <w:kern w:val="0"/>
+          <w:lang w:eastAsia="fr-FR"/>
+          <w14:ligatures w14:val="none"/>
+        </w:rPr>
+      </w:pPr>
+      <w:r>
+        <w:rPr>
+          <w:rFonts w:ascii="Times New Roman" w:eastAsia="Times New Roman" w:hAnsi="Times New Roman" w:cs="Times New Roman"/>
+          <w:color w:val="000000"/>
+          <w:kern w:val="0"/>
+          <w:lang w:eastAsia="fr-FR"/>
+          <w14:ligatures w14:val="none"/>
+        </w:rPr>
+        <w:lastRenderedPageBreak/>
+        <w:t>Sur la page d’accueil, je clique sur le bouton « enseignants ».</w:t>
+      </w:r>
+    </w:p>
+    <w:p>
+      <w:pPr>
+        <w:numPr>
+          <w:ilvl w:val="1"/>
+          <w:numId w:val="6"/>
+        </w:numPr>
+        <w:spacing w:after="0" w:line="240" w:lineRule="auto"/>
+        <w:ind w:left="1434" w:hanging="357"/>
+        <w:rPr>
+          <w:rFonts w:ascii="Aptos" w:eastAsia="Times New Roman" w:hAnsi="Aptos" w:cs="Times New Roman"/>
+          <w:color w:val="000000"/>
+          <w:kern w:val="0"/>
+          <w:lang w:eastAsia="fr-FR"/>
+          <w14:ligatures w14:val="none"/>
+        </w:rPr>
+      </w:pPr>
+      <w:r>
+        <w:rPr>
+          <w:rFonts w:ascii="Times New Roman" w:eastAsia="Times New Roman" w:hAnsi="Times New Roman" w:cs="Times New Roman"/>
+          <w:color w:val="000000"/>
+          <w:kern w:val="0"/>
+          <w:lang w:eastAsia="fr-FR"/>
+          <w14:ligatures w14:val="none"/>
+        </w:rPr>
+        <w:t>Je  me connecte via son adresse institutionnelle.</w:t>
+      </w:r>
+    </w:p>
+    <w:p>
+      <w:pPr>
+        <w:numPr>
+          <w:ilvl w:val="1"/>
+          <w:numId w:val="6"/>
+        </w:numPr>
+        <w:spacing w:after="0" w:line="240" w:lineRule="auto"/>
+        <w:ind w:left="1434" w:hanging="357"/>
+        <w:rPr>
+          <w:rFonts w:ascii="Aptos" w:eastAsia="Times New Roman" w:hAnsi="Aptos" w:cs="Times New Roman"/>
+          <w:color w:val="000000"/>
+          <w:kern w:val="0"/>
+          <w:lang w:eastAsia="fr-FR"/>
+          <w14:ligatures w14:val="none"/>
+        </w:rPr>
+      </w:pPr>
+      <w:r>
+        <w:rPr>
+          <w:rFonts w:ascii="Times New Roman" w:eastAsia="Times New Roman" w:hAnsi="Times New Roman" w:cs="Times New Roman"/>
+          <w:color w:val="000000"/>
+          <w:kern w:val="0"/>
+          <w:lang w:eastAsia="fr-FR"/>
+          <w14:ligatures w14:val="none"/>
+        </w:rPr>
+        <w:t>L’accès est validé automatiquement </w:t>
+      </w:r>
+    </w:p>
+    <w:p>
+      <w:pPr>
+        <w:numPr>
+          <w:ilvl w:val="0"/>
+          <w:numId w:val="6"/>
+        </w:numPr>
+        <w:spacing w:line="240" w:lineRule="auto"/>
+        <w:rPr>
+          <w:rFonts w:ascii="Aptos" w:eastAsia="Times New Roman" w:hAnsi="Aptos" w:cs="Times New Roman"/>
+          <w:color w:val="000000"/>
+          <w:kern w:val="0"/>
+          <w:lang w:eastAsia="fr-FR"/>
+          <w14:ligatures w14:val="none"/>
+        </w:rPr>
+      </w:pPr>
+      <w:r>
+        <w:rPr>
+          <w:rFonts w:ascii="Times New Roman" w:eastAsia="Times New Roman" w:hAnsi="Times New Roman" w:cs="Times New Roman"/>
+          <w:b/>
+          <w:bCs/>
+          <w:color w:val="000000"/>
+          <w:kern w:val="0"/>
+          <w:lang w:eastAsia="fr-FR"/>
+          <w14:ligatures w14:val="none"/>
+        </w:rPr>
+        <w:t>Recherche d’information</w:t>
+      </w:r>
+    </w:p>
+    <w:p>
+      <w:pPr>
+        <w:numPr>
+          <w:ilvl w:val="1"/>
+          <w:numId w:val="6"/>
+        </w:numPr>
+        <w:spacing w:line="240" w:lineRule="auto"/>
+        <w:rPr>
+          <w:rFonts w:ascii="Aptos" w:eastAsia="Times New Roman" w:hAnsi="Aptos" w:cs="Times New Roman"/>
+          <w:color w:val="000000"/>
+          <w:kern w:val="0"/>
+          <w:lang w:eastAsia="fr-FR"/>
+          <w14:ligatures w14:val="none"/>
+        </w:rPr>
+      </w:pPr>
+      <w:r>
+        <w:rPr>
+          <w:rFonts w:ascii="Times New Roman" w:eastAsia="Times New Roman" w:hAnsi="Times New Roman" w:cs="Times New Roman"/>
+          <w:color w:val="000000"/>
+          <w:kern w:val="0"/>
+          <w:lang w:eastAsia="fr-FR"/>
+          <w14:ligatures w14:val="none"/>
+        </w:rPr>
+        <w:t xml:space="preserve">Sur la page « enseignant », je </w:t>
+      </w:r>
+      <w:r>
+        <w:rPr>
+          <w:rFonts w:ascii="Times New Roman" w:eastAsia="Times New Roman" w:hAnsi="Times New Roman" w:cs="Times New Roman"/>
+          <w:color w:val="000000"/>
+          <w:kern w:val="0"/>
+          <w:lang w:eastAsia="fr-FR"/>
+          <w14:ligatures w14:val="none"/>
+        </w:rPr>
+        <w:t>lis les informations et je sais maintenant que ma demande doit passer par la direction. Ce que je vais faire.</w:t>
+      </w:r>
+    </w:p>
+    <w:p>
+      <w:pPr>
+        <w:spacing w:line="240" w:lineRule="auto"/>
+        <w:rPr>
+          <w:rFonts w:ascii="Aptos" w:eastAsia="Times New Roman" w:hAnsi="Aptos" w:cs="Times New Roman"/>
+          <w:color w:val="212121"/>
+          <w:kern w:val="0"/>
+          <w:lang w:eastAsia="fr-FR"/>
+          <w14:ligatures w14:val="none"/>
+        </w:rPr>
+      </w:pPr>
+      <w:r>
+        <w:rPr>
+          <w:rFonts w:ascii="Times New Roman" w:eastAsia="Times New Roman" w:hAnsi="Times New Roman" w:cs="Times New Roman"/>
+          <w:b/>
+          <w:bCs/>
+          <w:color w:val="000000"/>
+          <w:kern w:val="0"/>
+          <w:sz w:val="27"/>
+          <w:szCs w:val="27"/>
+          <w:lang w:eastAsia="fr-FR"/>
+          <w14:ligatures w14:val="none"/>
+        </w:rPr>
+        <w:t>Résultat</w:t>
+      </w:r>
+    </w:p>
+    <w:p>
+      <w:pPr>
+        <w:numPr>
+          <w:ilvl w:val="0"/>
+          <w:numId w:val="7"/>
         </w:numPr>
         <w:spacing w:before="100" w:beforeAutospacing="1" w:after="100" w:afterAutospacing="1" w:line="240" w:lineRule="auto"/>
         <w:rPr>
-          <w:rFonts w:ascii="Times New Roman" w:eastAsia="Times New Roman" w:hAnsi="Times New Roman" w:cs="Times New Roman"/>
-          <w:kern w:val="0"/>
-          <w:lang w:eastAsia="fr-FR"/>
-          <w14:ligatures w14:val="none"/>
-        </w:rPr>
-      </w:pPr>
-      <w:r>
-        <w:rPr>
-          <w:rFonts w:ascii="Times New Roman" w:eastAsia="Times New Roman" w:hAnsi="Times New Roman" w:cs="Times New Roman"/>
-          <w:kern w:val="0"/>
-          <w:lang w:eastAsia="fr-FR"/>
-          <w14:ligatures w14:val="none"/>
-        </w:rPr>
-        <w:t>Je peux travailler</w:t>
-      </w:r>
-      <w:r>
-        <w:rPr>
-          <w:rFonts w:ascii="Times New Roman" w:eastAsia="Times New Roman" w:hAnsi="Times New Roman" w:cs="Times New Roman"/>
-          <w:kern w:val="0"/>
-          <w:lang w:eastAsia="fr-FR"/>
-          <w14:ligatures w14:val="none"/>
-        </w:rPr>
-        <w:t xml:space="preserve"> de manière autonome </w:t>
-      </w:r>
-      <w:r>
-        <w:rPr>
-          <w:rFonts w:ascii="Times New Roman" w:eastAsia="Times New Roman" w:hAnsi="Times New Roman" w:cs="Times New Roman"/>
-          <w:kern w:val="0"/>
-          <w:lang w:eastAsia="fr-FR"/>
-          <w14:ligatures w14:val="none"/>
-        </w:rPr>
-        <w:t>et quand je le veux</w:t>
-      </w:r>
+          <w:rFonts w:ascii="Aptos" w:eastAsia="Times New Roman" w:hAnsi="Aptos" w:cs="Times New Roman"/>
+          <w:color w:val="000000"/>
+          <w:kern w:val="0"/>
+          <w:lang w:eastAsia="fr-FR"/>
+          <w14:ligatures w14:val="none"/>
+        </w:rPr>
+      </w:pPr>
+      <w:r>
+        <w:rPr>
+          <w:rFonts w:ascii="Times New Roman" w:eastAsia="Times New Roman" w:hAnsi="Times New Roman" w:cs="Times New Roman"/>
+          <w:color w:val="000000"/>
+          <w:kern w:val="0"/>
+          <w:lang w:eastAsia="fr-FR"/>
+          <w14:ligatures w14:val="none"/>
+        </w:rPr>
+        <w:t xml:space="preserve">Je trouve rapidement </w:t>
+      </w:r>
+      <w:r>
+        <w:rPr>
+          <w:rFonts w:ascii="Times New Roman" w:eastAsia="Times New Roman" w:hAnsi="Times New Roman" w:cs="Times New Roman"/>
+          <w:color w:val="000000"/>
+          <w:kern w:val="0"/>
+          <w:lang w:eastAsia="fr-FR"/>
+          <w14:ligatures w14:val="none"/>
+        </w:rPr>
+        <w:t>l’information</w:t>
+      </w:r>
+    </w:p>
+    <w:p>
+      <w:pPr>
+        <w:numPr>
+          <w:ilvl w:val="0"/>
+          <w:numId w:val="7"/>
+        </w:numPr>
+        <w:spacing w:before="100" w:beforeAutospacing="1" w:after="100" w:afterAutospacing="1" w:line="240" w:lineRule="auto"/>
+        <w:rPr>
+          <w:rFonts w:ascii="Aptos" w:eastAsia="Times New Roman" w:hAnsi="Aptos" w:cs="Times New Roman"/>
+          <w:color w:val="000000"/>
+          <w:kern w:val="0"/>
+          <w:lang w:eastAsia="fr-FR"/>
+          <w14:ligatures w14:val="none"/>
+        </w:rPr>
+      </w:pPr>
+      <w:r>
+        <w:rPr>
+          <w:rFonts w:ascii="Times New Roman" w:eastAsia="Times New Roman" w:hAnsi="Times New Roman" w:cs="Times New Roman"/>
+          <w:color w:val="000000"/>
+          <w:kern w:val="0"/>
+          <w:lang w:eastAsia="fr-FR"/>
+          <w14:ligatures w14:val="none"/>
+        </w:rPr>
+        <w:t>Je me sens soutenue dans ma démarche pour aider l’élève</w:t>
+      </w:r>
+    </w:p>
+    <w:p>
+      <w:pPr>
+        <w:spacing w:line="240" w:lineRule="auto"/>
+        <w:rPr>
+          <w:rFonts w:ascii="Aptos" w:eastAsia="Times New Roman" w:hAnsi="Aptos" w:cs="Times New Roman"/>
+          <w:color w:val="212121"/>
+          <w:kern w:val="0"/>
+          <w:lang w:eastAsia="fr-FR"/>
+          <w14:ligatures w14:val="none"/>
+        </w:rPr>
+      </w:pPr>
+      <w:r>
+        <w:rPr>
+          <w:rFonts w:ascii="Times New Roman" w:eastAsia="Times New Roman" w:hAnsi="Times New Roman" w:cs="Times New Roman"/>
+          <w:color w:val="000000"/>
+          <w:kern w:val="0"/>
+          <w:lang w:eastAsia="fr-FR"/>
+          <w14:ligatures w14:val="none"/>
+        </w:rPr>
+        <w:t> </w:t>
+      </w:r>
+    </w:p>
+    <w:p>
+      <w:pPr>
+        <w:spacing w:before="100" w:beforeAutospacing="1" w:after="100" w:afterAutospacing="1" w:line="240" w:lineRule="auto"/>
+        <w:rPr>
+          <w:rFonts w:ascii="Times New Roman" w:eastAsia="Times New Roman" w:hAnsi="Times New Roman" w:cs="Times New Roman"/>
+          <w:kern w:val="0"/>
+          <w:lang w:eastAsia="fr-FR"/>
+          <w14:ligatures w14:val="none"/>
+        </w:rPr>
+      </w:pPr>
     </w:p>
     <w:p>
       <w:pPr>
@@ -1387,6 +1865,123 @@
     </w:lvl>
   </w:abstractNum>
   <w:abstractNum w:abstractNumId="4" w15:restartNumberingAfterBreak="0">
+    <w:nsid w:val="52071B77"/>
+    <w:multiLevelType w:val="multilevel"/>
+    <w:tmpl w:val="B1E29BDA"/>
+    <w:lvl w:ilvl="0">
+      <w:start w:val="1"/>
+      <w:numFmt w:val="decimal"/>
+      <w:lvlText w:val="%1."/>
+      <w:lvlJc w:val="left"/>
+      <w:pPr>
+        <w:tabs>
+          <w:tab w:val="num" w:pos="720"/>
+        </w:tabs>
+        <w:ind w:left="720" w:hanging="360"/>
+      </w:pPr>
+    </w:lvl>
+    <w:lvl w:ilvl="1">
+      <w:start w:val="1"/>
+      <w:numFmt w:val="bullet"/>
+      <w:lvlText w:val="o"/>
+      <w:lvlJc w:val="left"/>
+      <w:pPr>
+        <w:tabs>
+          <w:tab w:val="num" w:pos="1440"/>
+        </w:tabs>
+        <w:ind w:left="1440" w:hanging="360"/>
+      </w:pPr>
+      <w:rPr>
+        <w:rFonts w:ascii="Courier New" w:hAnsi="Courier New" w:hint="default"/>
+        <w:sz w:val="20"/>
+      </w:rPr>
+    </w:lvl>
+    <w:lvl w:ilvl="2" w:tentative="1">
+      <w:start w:val="1"/>
+      <w:numFmt w:val="decimal"/>
+      <w:lvlText w:val="%3."/>
+      <w:lvlJc w:val="left"/>
+      <w:pPr>
+        <w:tabs>
+          <w:tab w:val="num" w:pos="2160"/>
+        </w:tabs>
+        <w:ind w:left="2160" w:hanging="360"/>
+      </w:pPr>
+    </w:lvl>
+    <w:lvl w:ilvl="3" w:tentative="1">
+      <w:start w:val="1"/>
+      <w:numFmt w:val="decimal"/>
+      <w:lvlText w:val="%4."/>
+      <w:lvlJc w:val="left"/>
+      <w:pPr>
+        <w:tabs>
+          <w:tab w:val="num" w:pos="2880"/>
+        </w:tabs>
+        <w:ind w:left="2880" w:hanging="360"/>
+      </w:pPr>
+    </w:lvl>
+    <w:lvl w:ilvl="4" w:tentative="1">
+      <w:start w:val="1"/>
+      <w:numFmt w:val="decimal"/>
+      <w:lvlText w:val="%5."/>
+      <w:lvlJc w:val="left"/>
+      <w:pPr>
+        <w:tabs>
+          <w:tab w:val="num" w:pos="3600"/>
+        </w:tabs>
+        <w:ind w:left="3600" w:hanging="360"/>
+      </w:pPr>
+    </w:lvl>
+    <w:lvl w:ilvl="5" w:tentative="1">
+      <w:start w:val="1"/>
+      <w:numFmt w:val="decimal"/>
+      <w:lvlText w:val="%6."/>
+      <w:lvlJc w:val="left"/>
+      <w:pPr>
+        <w:tabs>
+          <w:tab w:val="num" w:pos="4320"/>
+        </w:tabs>
+        <w:ind w:left="4320" w:hanging="360"/>
+      </w:pPr>
+    </w:lvl>
+    <w:lvl w:ilvl="6" w:tentative="1">
+      <w:start w:val="1"/>
+      <w:numFmt w:val="decimal"/>
+      <w:lvlText w:val="%7."/>
+      <w:lvlJc w:val="left"/>
+      <w:pPr>
+        <w:tabs>
+          <w:tab w:val="num" w:pos="5040"/>
+        </w:tabs>
+        <w:ind w:left="5040" w:hanging="360"/>
+      </w:pPr>
+    </w:lvl>
+    <w:lvl w:ilvl="7" w:tentative="1">
+      <w:start w:val="1"/>
+      <w:numFmt w:val="decimal"/>
+      <w:lvlText w:val="%8."/>
+      <w:lvlJc w:val="left"/>
+      <w:pPr>
+        <w:tabs>
+          <w:tab w:val="num" w:pos="5760"/>
+        </w:tabs>
+        <w:ind w:left="5760" w:hanging="360"/>
+      </w:pPr>
+    </w:lvl>
+    <w:lvl w:ilvl="8" w:tentative="1">
+      <w:start w:val="1"/>
+      <w:numFmt w:val="decimal"/>
+      <w:lvlText w:val="%9."/>
+      <w:lvlJc w:val="left"/>
+      <w:pPr>
+        <w:tabs>
+          <w:tab w:val="num" w:pos="6480"/>
+        </w:tabs>
+        <w:ind w:left="6480" w:hanging="360"/>
+      </w:pPr>
+    </w:lvl>
+  </w:abstractNum>
+  <w:abstractNum w:abstractNumId="5" w15:restartNumberingAfterBreak="0">
     <w:nsid w:val="792F5D26"/>
     <w:multiLevelType w:val="hybridMultilevel"/>
     <w:tmpl w:val="770A2BD6"/>
@@ -1496,6 +2091,155 @@
       </w:pPr>
       <w:rPr>
         <w:rFonts w:ascii="Wingdings" w:hAnsi="Wingdings" w:hint="default"/>
+      </w:rPr>
+    </w:lvl>
+  </w:abstractNum>
+  <w:abstractNum w:abstractNumId="6" w15:restartNumberingAfterBreak="0">
+    <w:nsid w:val="7BC63CAA"/>
+    <w:multiLevelType w:val="multilevel"/>
+    <w:tmpl w:val="2690E8B4"/>
+    <w:lvl w:ilvl="0">
+      <w:start w:val="1"/>
+      <w:numFmt w:val="bullet"/>
+      <w:lvlText w:val=""/>
+      <w:lvlJc w:val="left"/>
+      <w:pPr>
+        <w:tabs>
+          <w:tab w:val="num" w:pos="720"/>
+        </w:tabs>
+        <w:ind w:left="720" w:hanging="360"/>
+      </w:pPr>
+      <w:rPr>
+        <w:rFonts w:ascii="Symbol" w:hAnsi="Symbol" w:hint="default"/>
+        <w:sz w:val="20"/>
+      </w:rPr>
+    </w:lvl>
+    <w:lvl w:ilvl="1" w:tentative="1">
+      <w:start w:val="1"/>
+      <w:numFmt w:val="bullet"/>
+      <w:lvlText w:val="o"/>
+      <w:lvlJc w:val="left"/>
+      <w:pPr>
+        <w:tabs>
+          <w:tab w:val="num" w:pos="1440"/>
+        </w:tabs>
+        <w:ind w:left="1440" w:hanging="360"/>
+      </w:pPr>
+      <w:rPr>
+        <w:rFonts w:ascii="Courier New" w:hAnsi="Courier New" w:hint="default"/>
+        <w:sz w:val="20"/>
+      </w:rPr>
+    </w:lvl>
+    <w:lvl w:ilvl="2" w:tentative="1">
+      <w:start w:val="1"/>
+      <w:numFmt w:val="bullet"/>
+      <w:lvlText w:val=""/>
+      <w:lvlJc w:val="left"/>
+      <w:pPr>
+        <w:tabs>
+          <w:tab w:val="num" w:pos="2160"/>
+        </w:tabs>
+        <w:ind w:left="2160" w:hanging="360"/>
+      </w:pPr>
+      <w:rPr>
+        <w:rFonts w:ascii="Wingdings" w:hAnsi="Wingdings" w:hint="default"/>
+        <w:sz w:val="20"/>
+      </w:rPr>
+    </w:lvl>
+    <w:lvl w:ilvl="3" w:tentative="1">
+      <w:start w:val="1"/>
+      <w:numFmt w:val="bullet"/>
+      <w:lvlText w:val=""/>
+      <w:lvlJc w:val="left"/>
+      <w:pPr>
+        <w:tabs>
+          <w:tab w:val="num" w:pos="2880"/>
+        </w:tabs>
+        <w:ind w:left="2880" w:hanging="360"/>
+      </w:pPr>
+      <w:rPr>
+        <w:rFonts w:ascii="Wingdings" w:hAnsi="Wingdings" w:hint="default"/>
+        <w:sz w:val="20"/>
+      </w:rPr>
+    </w:lvl>
+    <w:lvl w:ilvl="4" w:tentative="1">
+      <w:start w:val="1"/>
+      <w:numFmt w:val="bullet"/>
+      <w:lvlText w:val=""/>
+      <w:lvlJc w:val="left"/>
+      <w:pPr>
+        <w:tabs>
+          <w:tab w:val="num" w:pos="3600"/>
+        </w:tabs>
+        <w:ind w:left="3600" w:hanging="360"/>
+      </w:pPr>
+      <w:rPr>
+        <w:rFonts w:ascii="Wingdings" w:hAnsi="Wingdings" w:hint="default"/>
+        <w:sz w:val="20"/>
+      </w:rPr>
+    </w:lvl>
+    <w:lvl w:ilvl="5" w:tentative="1">
+      <w:start w:val="1"/>
+      <w:numFmt w:val="bullet"/>
+      <w:lvlText w:val=""/>
+      <w:lvlJc w:val="left"/>
+      <w:pPr>
+        <w:tabs>
+          <w:tab w:val="num" w:pos="4320"/>
+        </w:tabs>
+        <w:ind w:left="4320" w:hanging="360"/>
+      </w:pPr>
+      <w:rPr>
+        <w:rFonts w:ascii="Wingdings" w:hAnsi="Wingdings" w:hint="default"/>
+        <w:sz w:val="20"/>
+      </w:rPr>
+    </w:lvl>
+    <w:lvl w:ilvl="6" w:tentative="1">
+      <w:start w:val="1"/>
+      <w:numFmt w:val="bullet"/>
+      <w:lvlText w:val=""/>
+      <w:lvlJc w:val="left"/>
+      <w:pPr>
+        <w:tabs>
+          <w:tab w:val="num" w:pos="5040"/>
+        </w:tabs>
+        <w:ind w:left="5040" w:hanging="360"/>
+      </w:pPr>
+      <w:rPr>
+        <w:rFonts w:ascii="Wingdings" w:hAnsi="Wingdings" w:hint="default"/>
+        <w:sz w:val="20"/>
+      </w:rPr>
+    </w:lvl>
+    <w:lvl w:ilvl="7" w:tentative="1">
+      <w:start w:val="1"/>
+      <w:numFmt w:val="bullet"/>
+      <w:lvlText w:val=""/>
+      <w:lvlJc w:val="left"/>
+      <w:pPr>
+        <w:tabs>
+          <w:tab w:val="num" w:pos="5760"/>
+        </w:tabs>
+        <w:ind w:left="5760" w:hanging="360"/>
+      </w:pPr>
+      <w:rPr>
+        <w:rFonts w:ascii="Wingdings" w:hAnsi="Wingdings" w:hint="default"/>
+        <w:sz w:val="20"/>
+      </w:rPr>
+    </w:lvl>
+    <w:lvl w:ilvl="8" w:tentative="1">
+      <w:start w:val="1"/>
+      <w:numFmt w:val="bullet"/>
+      <w:lvlText w:val=""/>
+      <w:lvlJc w:val="left"/>
+      <w:pPr>
+        <w:tabs>
+          <w:tab w:val="num" w:pos="6480"/>
+        </w:tabs>
+        <w:ind w:left="6480" w:hanging="360"/>
+      </w:pPr>
+      <w:rPr>
+        <w:rFonts w:ascii="Wingdings" w:hAnsi="Wingdings" w:hint="default"/>
+        <w:sz w:val="20"/>
       </w:rPr>
     </w:lvl>
   </w:abstractNum>
@@ -1506,13 +2250,19 @@
     <w:abstractNumId w:val="2"/>
   </w:num>
   <w:num w:numId="3" w16cid:durableId="1961640196">
-    <w:abstractNumId w:val="4"/>
+    <w:abstractNumId w:val="5"/>
   </w:num>
   <w:num w:numId="4" w16cid:durableId="958996630">
     <w:abstractNumId w:val="1"/>
   </w:num>
   <w:num w:numId="5" w16cid:durableId="2013870989">
     <w:abstractNumId w:val="3"/>
+  </w:num>
+  <w:num w:numId="6" w16cid:durableId="1116406479">
+    <w:abstractNumId w:val="4"/>
+  </w:num>
+  <w:num w:numId="7" w16cid:durableId="1627349489">
+    <w:abstractNumId w:val="6"/>
   </w:num>
 </w:numbering>
 </file>
